--- a/assets/resume/astra-zeneca/Resume_Megha_Kaul.docx
+++ b/assets/resume/astra-zeneca/Resume_Megha_Kaul.docx
@@ -137,15 +137,7 @@
             <w:spacing w:val="-2"/>
             <w:sz w:val="18"/>
           </w:rPr>
-          <w:t>linkedin.com/in/</w:t>
-        </w:r>
-        <w:proofErr w:type="spellStart"/>
-        <w:r>
-          <w:rPr>
-            <w:spacing w:val="-2"/>
-            <w:sz w:val="18"/>
-          </w:rPr>
-          <w:t>megha-</w:t>
+          <w:t>linkedin.com/in/megha-</w:t>
         </w:r>
         <w:r>
           <w:rPr>
@@ -154,7 +146,6 @@
           </w:rPr>
           <w:t>kaul</w:t>
         </w:r>
-        <w:proofErr w:type="spellEnd"/>
       </w:hyperlink>
     </w:p>
     <w:p>
@@ -294,7 +285,7 @@
           </mc:Choice>
           <mc:Fallback>
             <w:pict>
-              <v:group w14:anchorId="59182B1A" id="Group 1" o:spid="_x0000_s1026" style="width:552pt;height:2.2pt;mso-position-horizontal-relative:char;mso-position-vertical-relative:line" coordsize="70104,279" o:gfxdata="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">
+              <v:group w14:anchorId="069D8F36" id="Group 1" o:spid="_x0000_s1026" style="width:552pt;height:2.2pt;mso-position-horizontal-relative:char;mso-position-vertical-relative:line" coordsize="70104,279" o:gfxdata="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">
                 <v:shape id="Graphic 2" o:spid="_x0000_s1027" style="position:absolute;width:70104;height:279;visibility:visible;mso-wrap-style:square;v-text-anchor:top" coordsize="7010400,27940" o:gfxdata="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" path="m7010400,18275l,18275r,9144l7010400,27419r,-9144xem7010400,l,,,9131r7010400,l7010400,xe" fillcolor="black" stroked="f">
                   <v:path arrowok="t"/>
                 </v:shape>
@@ -388,7 +379,7 @@
           </mc:Choice>
           <mc:Fallback>
             <w:pict>
-              <v:shape w14:anchorId="33624238" id="Graphic 3" o:spid="_x0000_s1026" style="position:absolute;margin-left:21.1pt;margin-top:24.2pt;width:552pt;height:.75pt;z-index:-15728128;visibility:visible;mso-wrap-style:square;mso-wrap-distance-left:0;mso-wrap-distance-top:0;mso-wrap-distance-right:0;mso-wrap-distance-bottom:0;mso-position-horizontal:absolute;mso-position-horizontal-relative:page;mso-position-vertical:absolute;mso-position-vertical-relative:text;v-text-anchor:top" coordsize="7010400,9525" o:gfxdata="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" path="m7010400,l,,,9143r7010400,l7010400,xe" fillcolor="black" stroked="f">
+              <v:shape w14:anchorId="0FCBCC14" id="Graphic 3" o:spid="_x0000_s1026" style="position:absolute;margin-left:21.1pt;margin-top:24.2pt;width:552pt;height:.75pt;z-index:-15728128;visibility:visible;mso-wrap-style:square;mso-wrap-distance-left:0;mso-wrap-distance-top:0;mso-wrap-distance-right:0;mso-wrap-distance-bottom:0;mso-position-horizontal:absolute;mso-position-horizontal-relative:page;mso-position-vertical:absolute;mso-position-vertical-relative:text;v-text-anchor:top" coordsize="7010400,9525" o:gfxdata="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" path="m7010400,l,,,9143r7010400,l7010400,xe" fillcolor="black" stroked="f">
                 <v:path arrowok="t"/>
                 <w10:wrap type="topAndBottom" anchorx="page"/>
               </v:shape>
@@ -590,7 +581,7 @@
           </mc:Choice>
           <mc:Fallback>
             <w:pict>
-              <v:shape w14:anchorId="0B971888" id="Graphic 4" o:spid="_x0000_s1026" style="position:absolute;margin-left:21.1pt;margin-top:24.1pt;width:552pt;height:.75pt;z-index:-15727616;visibility:visible;mso-wrap-style:square;mso-wrap-distance-left:0;mso-wrap-distance-top:0;mso-wrap-distance-right:0;mso-wrap-distance-bottom:0;mso-position-horizontal:absolute;mso-position-horizontal-relative:page;mso-position-vertical:absolute;mso-position-vertical-relative:text;v-text-anchor:top" coordsize="7010400,9525" o:gfxdata="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" path="m7010400,l,,,9144r7010400,l7010400,xe" fillcolor="black" stroked="f">
+              <v:shape w14:anchorId="57C5C995" id="Graphic 4" o:spid="_x0000_s1026" style="position:absolute;margin-left:21.1pt;margin-top:24.1pt;width:552pt;height:.75pt;z-index:-15727616;visibility:visible;mso-wrap-style:square;mso-wrap-distance-left:0;mso-wrap-distance-top:0;mso-wrap-distance-right:0;mso-wrap-distance-bottom:0;mso-position-horizontal:absolute;mso-position-horizontal-relative:page;mso-position-vertical:absolute;mso-position-vertical-relative:text;v-text-anchor:top" coordsize="7010400,9525" o:gfxdata="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" path="m7010400,l,,,9144r7010400,l7010400,xe" fillcolor="black" stroked="f">
                 <v:path arrowok="t"/>
                 <w10:wrap type="topAndBottom" anchorx="page"/>
               </v:shape>
@@ -911,42 +902,16 @@
         <w:rPr>
           <w:spacing w:val="-4"/>
         </w:rPr>
-        <w:t>(</w:t>
-      </w:r>
-      <w:proofErr w:type="spellStart"/>
-      <w:r>
-        <w:rPr>
-          <w:spacing w:val="-4"/>
-        </w:rPr>
-        <w:t>ACMPublication</w:t>
-      </w:r>
-      <w:proofErr w:type="spellEnd"/>
-      <w:r>
-        <w:fldChar w:fldCharType="begin"/>
-      </w:r>
-      <w:r>
-        <w:instrText>HYPERLINK "https://tinyurl.com/RideAnalysis" \h</w:instrText>
-      </w:r>
-      <w:r>
-        <w:fldChar w:fldCharType="separate"/>
-      </w:r>
-      <w:r>
-        <w:rPr>
-          <w:spacing w:val="-4"/>
-        </w:rPr>
-        <w:t>: tinyurl.com/</w:t>
-      </w:r>
-      <w:proofErr w:type="spellStart"/>
-      <w:r>
-        <w:rPr>
-          <w:spacing w:val="-4"/>
-        </w:rPr>
-        <w:t>RideAnalysis</w:t>
-      </w:r>
-      <w:proofErr w:type="spellEnd"/>
-      <w:r>
-        <w:fldChar w:fldCharType="end"/>
-      </w:r>
+        <w:t>(ACMPublication</w:t>
+      </w:r>
+      <w:hyperlink r:id="rId8">
+        <w:r>
+          <w:rPr>
+            <w:spacing w:val="-4"/>
+          </w:rPr>
+          <w:t>: tinyurl.com/RideAnalysis</w:t>
+        </w:r>
+      </w:hyperlink>
       <w:r>
         <w:rPr>
           <w:spacing w:val="-4"/>
@@ -1228,7 +1193,7 @@
           </mc:Choice>
           <mc:Fallback>
             <w:pict>
-              <v:shape w14:anchorId="6F78C982" id="Graphic 5" o:spid="_x0000_s1026" style="position:absolute;margin-left:21.1pt;margin-top:24.1pt;width:552pt;height:.75pt;z-index:-15727104;visibility:visible;mso-wrap-style:square;mso-wrap-distance-left:0;mso-wrap-distance-top:0;mso-wrap-distance-right:0;mso-wrap-distance-bottom:0;mso-position-horizontal:absolute;mso-position-horizontal-relative:page;mso-position-vertical:absolute;mso-position-vertical-relative:text;v-text-anchor:top" coordsize="7010400,9525" o:gfxdata="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" path="m7010400,l,,,9144r7010400,l7010400,xe" fillcolor="black" stroked="f">
+              <v:shape w14:anchorId="6D4CED1C" id="Graphic 5" o:spid="_x0000_s1026" style="position:absolute;margin-left:21.1pt;margin-top:24.1pt;width:552pt;height:.75pt;z-index:-15727104;visibility:visible;mso-wrap-style:square;mso-wrap-distance-left:0;mso-wrap-distance-top:0;mso-wrap-distance-right:0;mso-wrap-distance-bottom:0;mso-position-horizontal:absolute;mso-position-horizontal-relative:page;mso-position-vertical:absolute;mso-position-vertical-relative:text;v-text-anchor:top" coordsize="7010400,9525" o:gfxdata="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" path="m7010400,l,,,9144r7010400,l7010400,xe" fillcolor="black" stroked="f">
                 <v:path arrowok="t"/>
                 <w10:wrap type="topAndBottom" anchorx="page"/>
               </v:shape>
@@ -3750,7 +3715,7 @@
           </mc:Choice>
           <mc:Fallback>
             <w:pict>
-              <v:shape w14:anchorId="364E7141" id="Graphic 6" o:spid="_x0000_s1026" style="position:absolute;margin-left:21.1pt;margin-top:24.05pt;width:552pt;height:.75pt;z-index:-15726592;visibility:visible;mso-wrap-style:square;mso-wrap-distance-left:0;mso-wrap-distance-top:0;mso-wrap-distance-right:0;mso-wrap-distance-bottom:0;mso-position-horizontal:absolute;mso-position-horizontal-relative:page;mso-position-vertical:absolute;mso-position-vertical-relative:text;v-text-anchor:top" coordsize="7010400,9525" o:gfxdata="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" path="m7010400,l,,,9144r7010400,l7010400,xe" fillcolor="black" stroked="f">
+              <v:shape w14:anchorId="3A3D64BB" id="Graphic 6" o:spid="_x0000_s1026" style="position:absolute;margin-left:21.1pt;margin-top:24.05pt;width:552pt;height:.75pt;z-index:-15726592;visibility:visible;mso-wrap-style:square;mso-wrap-distance-left:0;mso-wrap-distance-top:0;mso-wrap-distance-right:0;mso-wrap-distance-bottom:0;mso-position-horizontal:absolute;mso-position-horizontal-relative:page;mso-position-vertical:absolute;mso-position-vertical-relative:text;v-text-anchor:top" coordsize="7010400,9525" o:gfxdata="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" path="m7010400,l,,,9144r7010400,l7010400,xe" fillcolor="black" stroked="f">
                 <v:path arrowok="t"/>
                 <w10:wrap type="topAndBottom" anchorx="page"/>
               </v:shape>
@@ -3830,6 +3795,11 @@
       </w:r>
       <w:r>
         <w:tab/>
+      </w:r>
+      <w:r>
+        <w:t xml:space="preserve"> </w:t>
+      </w:r>
+      <w:r>
         <w:t>Jan</w:t>
       </w:r>
       <w:r>
@@ -4032,6 +4002,11 @@
       </w:r>
       <w:r>
         <w:tab/>
+      </w:r>
+      <w:r>
+        <w:t xml:space="preserve"> </w:t>
+      </w:r>
+      <w:r>
         <w:t>Aug</w:t>
       </w:r>
       <w:r>
